--- a/App/documents/Informações Cobrança.docx
+++ b/App/documents/Informações Cobrança.docx
@@ -100,7 +100,7 @@
     </w:p>
     <w:p>
       <w:r>
-        <w:t>==================================================================</w:t>
+        <w:t>---DOCUMENTO---</w:t>
       </w:r>
     </w:p>
     <w:p>
@@ -182,7 +182,7 @@
     </w:p>
     <w:p>
       <w:r>
-        <w:t>==================================================================</w:t>
+        <w:t>---DOCUMENTO---</w:t>
       </w:r>
     </w:p>
     <w:p>
@@ -203,11 +203,7 @@
         <w:t>SERASA</w:t>
       </w:r>
       <w:r>
-        <w:t> </w:t>
-      </w:r>
-      <w:proofErr w:type="gramStart"/>
-      <w:r>
-        <w:t>e .</w:t>
+        <w:t> e .</w:t>
       </w:r>
       <w:r>
         <w:rPr>
@@ -216,7 +212,6 @@
         </w:rPr>
         <w:t>SCPC</w:t>
       </w:r>
-      <w:proofErr w:type="gramEnd"/>
       <w:r>
         <w:t>.</w:t>
       </w:r>
@@ -233,7 +228,7 @@
     </w:p>
     <w:p>
       <w:r>
-        <w:t>==================================================================</w:t>
+        <w:t>---DOCUMENTO---</w:t>
       </w:r>
     </w:p>
     <w:p>
